--- a/document-templates/business-owner/04_Proof_of_Funds_Director_TEMPLATE.docx
+++ b/document-templates/business-owner/04_Proof_of_Funds_Director_TEMPLATE.docx
@@ -11,6 +11,8 @@
           <w:rFonts w:ascii="Arial" w:cs="Arial" w:eastAsia="Arial" w:hAnsi="Arial"/>
           <w:b/>
           <w:bCs/>
+          <w:color w:val="1F3864"/>
+          <w:sz w:val="32"/>
         </w:rPr>
         <w:t xml:space="preserve">Template 04 — Proof of Funds — Company Director / Business Owner</w:t>
       </w:r>
@@ -33,6 +35,9 @@
       <w:r>
         <w:rPr>
           <w:rFonts w:ascii="Arial" w:cs="Arial" w:eastAsia="Arial" w:hAnsi="Arial"/>
+          <w:b/>
+          <w:color w:val="1F3864"/>
+          <w:sz w:val="26"/>
         </w:rPr>
         <w:t xml:space="preserve">Evidence you MUST attach (final page of this document)</w:t>
       </w:r>
@@ -115,6 +120,9 @@
       <w:r>
         <w:rPr>
           <w:rFonts w:ascii="Arial" w:cs="Arial" w:eastAsia="Arial" w:hAnsi="Arial"/>
+          <w:b/>
+          <w:color w:val="1F3864"/>
+          <w:sz w:val="26"/>
         </w:rPr>
         <w:t xml:space="preserve">Source documents you’ll need to fill this in</w:t>
       </w:r>
@@ -186,6 +194,9 @@
       <w:r>
         <w:rPr>
           <w:rFonts w:ascii="Arial" w:cs="Arial" w:eastAsia="Arial" w:hAnsi="Arial"/>
+          <w:b/>
+          <w:color w:val="1F3864"/>
+          <w:sz w:val="26"/>
         </w:rPr>
         <w:t xml:space="preserve">How to use this template</w:t>
       </w:r>
@@ -339,6 +350,8 @@
           <w:rFonts w:ascii="Arial" w:cs="Arial" w:eastAsia="Arial" w:hAnsi="Arial"/>
           <w:b/>
           <w:bCs/>
+          <w:color w:val="1F3864"/>
+          <w:sz w:val="32"/>
         </w:rPr>
         <w:t xml:space="preserve">Proof of Funds</w:t>
       </w:r>
@@ -371,6 +384,9 @@
       <w:r>
         <w:rPr>
           <w:rFonts w:ascii="Arial" w:cs="Arial" w:eastAsia="Arial" w:hAnsi="Arial"/>
+          <w:b/>
+          <w:color w:val="1F3864"/>
+          <w:sz w:val="26"/>
         </w:rPr>
         <w:t xml:space="preserve">Applicant</w:t>
       </w:r>
@@ -600,6 +616,9 @@
       <w:r>
         <w:rPr>
           <w:rFonts w:ascii="Arial" w:cs="Arial" w:eastAsia="Arial" w:hAnsi="Arial"/>
+          <w:b/>
+          <w:color w:val="1F3864"/>
+          <w:sz w:val="26"/>
         </w:rPr>
         <w:t xml:space="preserve">Section A — Personal Funds</w:t>
       </w:r>
@@ -992,6 +1011,9 @@
       <w:r>
         <w:rPr>
           <w:rFonts w:ascii="Arial" w:cs="Arial" w:eastAsia="Arial" w:hAnsi="Arial"/>
+          <w:b/>
+          <w:color w:val="1F3864"/>
+          <w:sz w:val="26"/>
         </w:rPr>
         <w:t xml:space="preserve">Section B — Director Income</w:t>
       </w:r>
@@ -1061,6 +1083,9 @@
       <w:r>
         <w:rPr>
           <w:rFonts w:ascii="Arial" w:cs="Arial" w:eastAsia="Arial" w:hAnsi="Arial"/>
+          <w:b/>
+          <w:color w:val="1F3864"/>
+          <w:sz w:val="26"/>
         </w:rPr>
         <w:t xml:space="preserve">Section C — Company Financial Position</w:t>
       </w:r>
@@ -1388,6 +1413,9 @@
       <w:r>
         <w:rPr>
           <w:rFonts w:ascii="Arial" w:cs="Arial" w:eastAsia="Arial" w:hAnsi="Arial"/>
+          <w:b/>
+          <w:color w:val="1F3864"/>
+          <w:sz w:val="26"/>
         </w:rPr>
         <w:t xml:space="preserve">Funds Summary</w:t>
       </w:r>
@@ -1748,6 +1776,9 @@
       <w:r>
         <w:rPr>
           <w:rFonts w:ascii="Arial" w:cs="Arial" w:eastAsia="Arial" w:hAnsi="Arial"/>
+          <w:b/>
+          <w:color w:val="1F3864"/>
+          <w:sz w:val="26"/>
         </w:rPr>
         <w:t xml:space="preserve">Declaration</w:t>
       </w:r>
@@ -1837,6 +1868,8 @@
           <w:rFonts w:ascii="Arial" w:cs="Arial" w:eastAsia="Arial" w:hAnsi="Arial"/>
           <w:b/>
           <w:bCs/>
+          <w:color w:val="1F3864"/>
+          <w:sz w:val="32"/>
         </w:rPr>
         <w:t xml:space="preserve">Attachments</w:t>
       </w:r>

--- a/document-templates/business-owner/04_Proof_of_Funds_Director_TEMPLATE.docx
+++ b/document-templates/business-owner/04_Proof_of_Funds_Director_TEMPLATE.docx
@@ -139,7 +139,7 @@
         <w:rPr>
           <w:rFonts w:ascii="Arial" w:cs="Arial" w:eastAsia="Arial" w:hAnsi="Arial"/>
         </w:rPr>
-        <w:t xml:space="preserve">3-6 months personal bank statements</w:t>
+        <w:t>Bank statement covering the last 3 months, ending balance ≥ 500,000 THB (official requirement)</w:t>
       </w:r>
     </w:p>
     <w:p>
@@ -184,7 +184,7 @@
         <w:rPr>
           <w:rFonts w:ascii="Arial" w:cs="Arial" w:eastAsia="Arial" w:hAnsi="Arial"/>
         </w:rPr>
-        <w:t xml:space="preserve">Payslips + dividend declarations</w:t>
+        <w:t>Payslips covering the last 6 months + dividend declarations (official requirement)</w:t>
       </w:r>
     </w:p>
     <w:p>
